--- a/Science Books/Physics/Volume overview/45 - Semiconductors - How We Taught Matter to Think - FINAL.docx
+++ b/Science Books/Physics/Volume overview/45 - Semiconductors - How We Taught Matter to Think - FINAL.docx
@@ -279,7 +279,7 @@
         <w:jc w:val="both"/>
       </w:pPr>
       <w:r>
-        <w:t xml:space="preserve">The transistor does not contain gears. No miniature lever flips back and forth. No tiny mechanical gate opens. Instead, carefully arranged semiconductor regions and electric fields control the movement of charge carriers.</w:t>
+        <w:t>The transistor does not contain gears. No miniature lever flips back and forth. No minuscule mechanical gate opens. Instead, carefully arranged semiconductor regions and electric fields control the movement of charge carriers.</w:t>
       </w:r>
     </w:p>
     <w:p>

--- a/Science Books/Physics/Volume overview/45 - Semiconductors - How We Taught Matter to Think - FINAL.docx
+++ b/Science Books/Physics/Volume overview/45 - Semiconductors - How We Taught Matter to Think - FINAL.docx
@@ -9,7 +9,7 @@
         <w:jc w:val="center"/>
       </w:pPr>
       <w:r>
-        <w:t>Science for Everyone</w:t>
+        <w:t>Physics, Actually</w:t>
       </w:r>
     </w:p>
     <w:p>
